--- a/exports/docx/03_WHO_BUYS_IT.docx
+++ b/exports/docx/03_WHO_BUYS_IT.docx
@@ -3523,6 +3523,144 @@
                 <w:sz w:val="17"/>
               </w:rPr>
               <w:t>Sets the expectation that information is free. Better as a content partner than a rival</w:t>
+            </w:r>
+          </w:p>
+        </w:tc>
+      </w:tr>
+      <w:tr>
+        <w:tc>
+          <w:tcPr>
+            <w:tcW w:type="dxa" w:w="3216"/>
+          </w:tcPr>
+          <w:p>
+            <w:r>
+              <w:rPr>
+                <w:b w:val="0"/>
+                <w:sz w:val="17"/>
+              </w:rPr>
+            </w:r>
+            <w:r>
+              <w:rPr>
+                <w:b/>
+                <w:sz w:val="17"/>
+              </w:rPr>
+              <w:t>MamaDoc</w:t>
+            </w:r>
+            <w:r>
+              <w:rPr>
+                <w:b w:val="0"/>
+                <w:sz w:val="17"/>
+              </w:rPr>
+              <w:t xml:space="preserve"> (Leicester)</w:t>
+            </w:r>
+          </w:p>
+        </w:tc>
+        <w:tc>
+          <w:tcPr>
+            <w:tcW w:type="dxa" w:w="3216"/>
+          </w:tcPr>
+          <w:p>
+            <w:r>
+              <w:rPr>
+                <w:b w:val="0"/>
+                <w:sz w:val="17"/>
+              </w:rPr>
+            </w:r>
+            <w:r>
+              <w:rPr>
+                <w:b w:val="0"/>
+                <w:sz w:val="17"/>
+              </w:rPr>
+              <w:t>Education, antenatal classes and WhatsApp support for Black, Brown and migrant parents. Led by Dr Yusuf Shittu, an NHS GP, with Dr Nimat</w:t>
+            </w:r>
+          </w:p>
+        </w:tc>
+        <w:tc>
+          <w:tcPr>
+            <w:tcW w:type="dxa" w:w="3216"/>
+          </w:tcPr>
+          <w:p>
+            <w:r>
+              <w:rPr>
+                <w:b w:val="0"/>
+                <w:sz w:val="17"/>
+              </w:rPr>
+            </w:r>
+            <w:r>
+              <w:rPr>
+                <w:b w:val="0"/>
+                <w:sz w:val="17"/>
+              </w:rPr>
+              <w:t>Reaches the women you are talking about and is trusted by them. A partner, not a rival, unless they move into the clinical record</w:t>
+            </w:r>
+          </w:p>
+        </w:tc>
+      </w:tr>
+      <w:tr>
+        <w:tc>
+          <w:tcPr>
+            <w:tcW w:type="dxa" w:w="3216"/>
+          </w:tcPr>
+          <w:p>
+            <w:r>
+              <w:rPr>
+                <w:b w:val="0"/>
+                <w:sz w:val="17"/>
+              </w:rPr>
+            </w:r>
+            <w:r>
+              <w:rPr>
+                <w:b/>
+                <w:sz w:val="17"/>
+              </w:rPr>
+              <w:t>The Motherhood Group</w:t>
+            </w:r>
+            <w:r>
+              <w:rPr>
+                <w:b w:val="0"/>
+                <w:sz w:val="17"/>
+              </w:rPr>
+              <w:t xml:space="preserve"> (Sandra Igwe)</w:t>
+            </w:r>
+          </w:p>
+        </w:tc>
+        <w:tc>
+          <w:tcPr>
+            <w:tcW w:type="dxa" w:w="3216"/>
+          </w:tcPr>
+          <w:p>
+            <w:r>
+              <w:rPr>
+                <w:b w:val="0"/>
+                <w:sz w:val="17"/>
+              </w:rPr>
+            </w:r>
+            <w:r>
+              <w:rPr>
+                <w:b w:val="0"/>
+                <w:sz w:val="17"/>
+              </w:rPr>
+              <w:t>Black maternal health campaigning, community and training</w:t>
+            </w:r>
+          </w:p>
+        </w:tc>
+        <w:tc>
+          <w:tcPr>
+            <w:tcW w:type="dxa" w:w="3216"/>
+          </w:tcPr>
+          <w:p>
+            <w:r>
+              <w:rPr>
+                <w:b w:val="0"/>
+                <w:sz w:val="17"/>
+              </w:rPr>
+            </w:r>
+            <w:r>
+              <w:rPr>
+                <w:b w:val="0"/>
+                <w:sz w:val="17"/>
+              </w:rPr>
+              <w:t>Runs the conversation this subject happens inside. Influence, not software</w:t>
             </w:r>
           </w:p>
         </w:tc>
